--- a/exercicios txt/Cenário.docx
+++ b/exercicios txt/Cenário.docx
@@ -123,7 +123,7 @@
         <w:t>⭐</w:t>
       </w:r>
       <w:r>
-        <w:t xml:space="preserve"> Nota geral: 8.9 / 10</w:t>
+        <w:t>Nota geral: 8.9 / 10</w:t>
       </w:r>
     </w:p>
     <w:p/>
